--- a/LAPORAN-Tugas-4.docx
+++ b/LAPORAN-Tugas-4.docx
@@ -2633,12 +2633,55 @@
       </w:r>
     </w:p>
     <w:p>
+      <w:pPr>
+        <w:jc w:val="center"/>
+      </w:pPr>
+      <w:r>
+        <w:drawing>
+          <wp:inline xmlns:a="http://schemas.openxmlformats.org/drawingml/2006/main" xmlns:pic="http://schemas.openxmlformats.org/drawingml/2006/picture">
+            <wp:extent cx="5486400" cy="547626"/>
+            <wp:docPr id="4" name="Picture 4"/>
+            <wp:cNvGraphicFramePr>
+              <a:graphicFrameLocks noChangeAspect="1"/>
+            </wp:cNvGraphicFramePr>
+            <a:graphic>
+              <a:graphicData uri="http://schemas.openxmlformats.org/drawingml/2006/picture">
+                <pic:pic>
+                  <pic:nvPicPr>
+                    <pic:cNvPr id="0" name="01-rpc.png"/>
+                    <pic:cNvPicPr/>
+                  </pic:nvPicPr>
+                  <pic:blipFill>
+                    <a:blip r:embed="rId13"/>
+                    <a:stretch>
+                      <a:fillRect/>
+                    </a:stretch>
+                  </pic:blipFill>
+                  <pic:spPr>
+                    <a:xfrm>
+                      <a:off x="0" y="0"/>
+                      <a:ext cx="5486400" cy="547626"/>
+                    </a:xfrm>
+                    <a:prstGeom prst="rect"/>
+                  </pic:spPr>
+                </pic:pic>
+              </a:graphicData>
+            </a:graphic>
+          </wp:inline>
+        </w:drawing>
+      </w:r>
+    </w:p>
+    <w:p>
+      <w:pPr>
+        <w:jc w:val="center"/>
+      </w:pPr>
       <w:r>
         <w:rPr>
           <w:i/>
           <w:color w:val="808080"/>
-        </w:rPr>
-        <w:t>[Screenshot: output client rpc_prima(11) = 2, 3, 5, 7, 11]</w:t>
+          <w:sz w:val="18"/>
+        </w:rPr>
+        <w:t>Screenshot: output client rpc_prima(11) = 2, 3, 5, 7, 11</w:t>
       </w:r>
     </w:p>
     <w:p>
@@ -3491,12 +3534,55 @@
       </w:r>
     </w:p>
     <w:p>
+      <w:pPr>
+        <w:jc w:val="center"/>
+      </w:pPr>
+      <w:r>
+        <w:drawing>
+          <wp:inline xmlns:a="http://schemas.openxmlformats.org/drawingml/2006/main" xmlns:pic="http://schemas.openxmlformats.org/drawingml/2006/picture">
+            <wp:extent cx="5486400" cy="885769"/>
+            <wp:docPr id="5" name="Picture 5"/>
+            <wp:cNvGraphicFramePr>
+              <a:graphicFrameLocks noChangeAspect="1"/>
+            </wp:cNvGraphicFramePr>
+            <a:graphic>
+              <a:graphicData uri="http://schemas.openxmlformats.org/drawingml/2006/picture">
+                <pic:pic>
+                  <pic:nvPicPr>
+                    <pic:cNvPr id="0" name="02-mqtt.png"/>
+                    <pic:cNvPicPr/>
+                  </pic:nvPicPr>
+                  <pic:blipFill>
+                    <a:blip r:embed="rId14"/>
+                    <a:stretch>
+                      <a:fillRect/>
+                    </a:stretch>
+                  </pic:blipFill>
+                  <pic:spPr>
+                    <a:xfrm>
+                      <a:off x="0" y="0"/>
+                      <a:ext cx="5486400" cy="885769"/>
+                    </a:xfrm>
+                    <a:prstGeom prst="rect"/>
+                  </pic:spPr>
+                </pic:pic>
+              </a:graphicData>
+            </a:graphic>
+          </wp:inline>
+        </w:drawing>
+      </w:r>
+    </w:p>
+    <w:p>
+      <w:pPr>
+        <w:jc w:val="center"/>
+      </w:pPr>
       <w:r>
         <w:rPr>
           <w:i/>
           <w:color w:val="808080"/>
-        </w:rPr>
-        <w:t>[Screenshot: log publisher dan subscriber]</w:t>
+          <w:sz w:val="18"/>
+        </w:rPr>
+        <w:t>Screenshot: log publisher dan subscriber</w:t>
       </w:r>
     </w:p>
     <w:p>
@@ -4814,12 +4900,55 @@
       </w:r>
     </w:p>
     <w:p>
+      <w:pPr>
+        <w:jc w:val="center"/>
+      </w:pPr>
+      <w:r>
+        <w:drawing>
+          <wp:inline xmlns:a="http://schemas.openxmlformats.org/drawingml/2006/main" xmlns:pic="http://schemas.openxmlformats.org/drawingml/2006/picture">
+            <wp:extent cx="5486400" cy="1417834"/>
+            <wp:docPr id="6" name="Picture 6"/>
+            <wp:cNvGraphicFramePr>
+              <a:graphicFrameLocks noChangeAspect="1"/>
+            </wp:cNvGraphicFramePr>
+            <a:graphic>
+              <a:graphicData uri="http://schemas.openxmlformats.org/drawingml/2006/picture">
+                <pic:pic>
+                  <pic:nvPicPr>
+                    <pic:cNvPr id="0" name="03-reticulum.png"/>
+                    <pic:cNvPicPr/>
+                  </pic:nvPicPr>
+                  <pic:blipFill>
+                    <a:blip r:embed="rId15"/>
+                    <a:stretch>
+                      <a:fillRect/>
+                    </a:stretch>
+                  </pic:blipFill>
+                  <pic:spPr>
+                    <a:xfrm>
+                      <a:off x="0" y="0"/>
+                      <a:ext cx="5486400" cy="1417834"/>
+                    </a:xfrm>
+                    <a:prstGeom prst="rect"/>
+                  </pic:spPr>
+                </pic:pic>
+              </a:graphicData>
+            </a:graphic>
+          </wp:inline>
+        </w:drawing>
+      </w:r>
+    </w:p>
+    <w:p>
+      <w:pPr>
+        <w:jc w:val="center"/>
+      </w:pPr>
       <w:r>
         <w:rPr>
           <w:i/>
           <w:color w:val="808080"/>
-        </w:rPr>
-        <w:t>[Screenshot: log Node A mengirim announce dan Node B menerima announce]</w:t>
+          <w:sz w:val="18"/>
+        </w:rPr>
+        <w:t>Screenshot: log Node A mengirim announce dan Node B menerima announce</w:t>
       </w:r>
     </w:p>
     <w:p>
@@ -5334,12 +5463,55 @@
       </w:r>
     </w:p>
     <w:p>
+      <w:pPr>
+        <w:jc w:val="center"/>
+      </w:pPr>
+      <w:r>
+        <w:drawing>
+          <wp:inline xmlns:a="http://schemas.openxmlformats.org/drawingml/2006/main" xmlns:pic="http://schemas.openxmlformats.org/drawingml/2006/picture">
+            <wp:extent cx="5486400" cy="655033"/>
+            <wp:docPr id="7" name="Picture 7"/>
+            <wp:cNvGraphicFramePr>
+              <a:graphicFrameLocks noChangeAspect="1"/>
+            </wp:cNvGraphicFramePr>
+            <a:graphic>
+              <a:graphicData uri="http://schemas.openxmlformats.org/drawingml/2006/picture">
+                <pic:pic>
+                  <pic:nvPicPr>
+                    <pic:cNvPr id="0" name="04-deploy.png"/>
+                    <pic:cNvPicPr/>
+                  </pic:nvPicPr>
+                  <pic:blipFill>
+                    <a:blip r:embed="rId16"/>
+                    <a:stretch>
+                      <a:fillRect/>
+                    </a:stretch>
+                  </pic:blipFill>
+                  <pic:spPr>
+                    <a:xfrm>
+                      <a:off x="0" y="0"/>
+                      <a:ext cx="5486400" cy="655033"/>
+                    </a:xfrm>
+                    <a:prstGeom prst="rect"/>
+                  </pic:spPr>
+                </pic:pic>
+              </a:graphicData>
+            </a:graphic>
+          </wp:inline>
+        </w:drawing>
+      </w:r>
+    </w:p>
+    <w:p>
+      <w:pPr>
+        <w:jc w:val="center"/>
+      </w:pPr>
       <w:r>
         <w:rPr>
           <w:i/>
           <w:color w:val="808080"/>
-        </w:rPr>
-        <w:t>[Screenshot: akses https://rpc.devstacklabs.net dan client MQTT via wss://mqtt.devstacklabs.net]</w:t>
+          <w:sz w:val="18"/>
+        </w:rPr>
+        <w:t>Screenshot: akses https://rpc.devstacklabs.net dan client MQTT via wss://mqtt.devstacklabs.net</w:t>
       </w:r>
     </w:p>
     <w:p>
